--- a/QTQLĐT&HTQT03/QTQLĐT&HTQT03BM07.docx
+++ b/QTQLĐT&HTQT03/QTQLĐT&HTQT03BM07.docx
@@ -1,7 +1,1781 @@
 
 <file path=word/document.xml><?xml version="1.0" encoding="utf-8"?>
-<w:document xmlns:wpc="http://schemas.microsoft.com/office/word/2010/wordprocessingCanvas" xmlns:cx="http://schemas.microsoft.com/office/drawing/2014/chartex" xmlns:cx1="http://schemas.microsoft.com/office/drawing/2015/9/8/chartex" xmlns:cx2="http://schemas.microsoft.com/office/drawing/2015/10/21/chartex" xmlns:cx3="http://schemas.microsoft.com/office/drawing/2016/5/9/chartex" xmlns:cx4="http://schemas.microsoft.com/office/drawing/2016/5/10/chartex" xmlns:cx5="http://schemas.microsoft.com/office/drawing/2016/5/11/chartex" xmlns:cx6="http://schemas.microsoft.com/office/drawing/2016/5/12/chartex" xmlns:cx7="http://schemas.microsoft.com/office/drawing/2016/5/13/chartex" xmlns:cx8="http://schemas.microsoft.com/office/drawing/2016/5/14/chartex" xmlns:mc="http://schemas.openxmlformats.org/markup-compatibility/2006" xmlns:aink="http://schemas.microsoft.com/office/drawing/2016/ink" xmlns:am3d="http://schemas.microsoft.com/office/drawing/2017/model3d" xmlns:o="urn:schemas-microsoft-com:office:office" xmlns:oel="http://schemas.microsoft.com/office/2019/extlst" xmlns:r="http://schemas.openxmlformats.org/officeDocument/2006/relationships" xmlns:m="http://schemas.openxmlformats.org/officeDocument/2006/math" xmlns:v="urn:schemas-microsoft-com:vml" xmlns:wp14="http://schemas.microsoft.com/office/word/2010/wordprocessingDrawing" xmlns:wp="http://schemas.openxmlformats.org/drawingml/2006/wordprocessingDrawing" xmlns:w10="urn:schemas-microsoft-com:office:word" xmlns:w="http://schemas.openxmlformats.org/wordprocessingml/2006/main" xmlns:w14="http://schemas.microsoft.com/office/word/2010/wordml" xmlns:w15="http://schemas.microsoft.com/office/word/2012/wordml" xmlns:w16cex="http://schemas.microsoft.com/office/word/2018/wordml/cex" xmlns:w16cid="http://schemas.microsoft.com/office/word/2016/wordml/cid" xmlns:w16="http://schemas.microsoft.com/office/word/2018/wordml" xmlns:w16sdtdh="http://schemas.microsoft.com/office/word/2020/wordml/sdtdatahash" xmlns:w16se="http://schemas.microsoft.com/office/word/2015/wordml/symex" xmlns:wpg="http://schemas.microsoft.com/office/word/2010/wordprocessingGroup" xmlns:wpi="http://schemas.microsoft.com/office/word/2010/wordprocessingInk" xmlns:wne="http://schemas.microsoft.com/office/word/2006/wordml" xmlns:wps="http://schemas.microsoft.com/office/word/2010/wordprocessingShape" mc:Ignorable="w14 w15 w16se w16cid w16 w16cex w16sdtdh wp14">
+<w:document xmlns:wpc="http://schemas.microsoft.com/office/word/2010/wordprocessingCanvas" xmlns:cx="http://schemas.microsoft.com/office/drawing/2014/chartex" xmlns:cx1="http://schemas.microsoft.com/office/drawing/2015/9/8/chartex" xmlns:cx2="http://schemas.microsoft.com/office/drawing/2015/10/21/chartex" xmlns:cx3="http://schemas.microsoft.com/office/drawing/2016/5/9/chartex" xmlns:cx4="http://schemas.microsoft.com/office/drawing/2016/5/10/chartex" xmlns:cx5="http://schemas.microsoft.com/office/drawing/2016/5/11/chartex" xmlns:cx6="http://schemas.microsoft.com/office/drawing/2016/5/12/chartex" xmlns:cx7="http://schemas.microsoft.com/office/drawing/2016/5/13/chartex" xmlns:cx8="http://schemas.microsoft.com/office/drawing/2016/5/14/chartex" xmlns:mc="http://schemas.openxmlformats.org/markup-compatibility/2006" xmlns:aink="http://schemas.microsoft.com/office/drawing/2016/ink" xmlns:am3d="http://schemas.microsoft.com/office/drawing/2017/model3d" xmlns:o="urn:schemas-microsoft-com:office:office" xmlns:oel="http://schemas.microsoft.com/office/2019/extlst" xmlns:r="http://schemas.openxmlformats.org/officeDocument/2006/relationships" xmlns:m="http://schemas.openxmlformats.org/officeDocument/2006/math" xmlns:v="urn:schemas-microsoft-com:vml" xmlns:wp14="http://schemas.microsoft.com/office/word/2010/wordprocessingDrawing" xmlns:wp="http://schemas.openxmlformats.org/drawingml/2006/wordprocessingDrawing" xmlns:w10="urn:schemas-microsoft-com:office:word" xmlns:w="http://schemas.openxmlformats.org/wordprocessingml/2006/main" xmlns:w14="http://schemas.microsoft.com/office/word/2010/wordml" xmlns:w15="http://schemas.microsoft.com/office/word/2012/wordml" xmlns:w16cex="http://schemas.microsoft.com/office/word/2018/wordml/cex" xmlns:w16cid="http://schemas.microsoft.com/office/word/2016/wordml/cid" xmlns:w16="http://schemas.microsoft.com/office/word/2018/wordml" xmlns:w16du="http://schemas.microsoft.com/office/word/2023/wordml/word16du" xmlns:w16sdtdh="http://schemas.microsoft.com/office/word/2020/wordml/sdtdatahash" xmlns:w16sdtfl="http://schemas.microsoft.com/office/word/2024/wordml/sdtformatlock" xmlns:w16se="http://schemas.microsoft.com/office/word/2015/wordml/symex" xmlns:wpg="http://schemas.microsoft.com/office/word/2010/wordprocessingGroup" xmlns:wpi="http://schemas.microsoft.com/office/word/2010/wordprocessingInk" xmlns:wne="http://schemas.microsoft.com/office/word/2006/wordml" xmlns:wps="http://schemas.microsoft.com/office/word/2010/wordprocessingShape" mc:Ignorable="w14 w15 w16se w16cid w16 w16cex w16sdtdh w16sdtfl w16du wp14">
   <w:body>
+    <w:tbl>
+      <w:tblPr>
+        <w:tblW w:w="9639" w:type="dxa"/>
+        <w:tblLook w:val="04A0" w:firstRow="1" w:lastRow="0" w:firstColumn="1" w:lastColumn="0" w:noHBand="0" w:noVBand="1"/>
+      </w:tblPr>
+      <w:tblGrid>
+        <w:gridCol w:w="3510"/>
+        <w:gridCol w:w="6129"/>
+      </w:tblGrid>
+      <w:tr>
+        <w:trPr>
+          <w:trHeight w:val="985"/>
+        </w:trPr>
+        <w:tc>
+          <w:tcPr>
+            <w:tcW w:w="3510" w:type="dxa"/>
+          </w:tcPr>
+          <w:p>
+            <w:pPr>
+              <w:shd w:val="clear" w:color="auto" w:fill="FFFFFF" w:themeFill="background1"/>
+              <w:spacing w:after="0" w:line="276" w:lineRule="auto"/>
+              <w:jc w:val="center"/>
+              <w:rPr>
+                <w:color w:val="000000" w:themeColor="text1"/>
+              </w:rPr>
+            </w:pPr>
+            <w:r>
+              <w:rPr>
+                <w:color w:val="000000" w:themeColor="text1"/>
+              </w:rPr>
+              <w:t>BỘ Y TẾ</w:t>
+            </w:r>
+          </w:p>
+          <w:p>
+            <w:pPr>
+              <w:shd w:val="clear" w:color="auto" w:fill="FFFFFF" w:themeFill="background1"/>
+              <w:spacing w:after="0" w:line="276" w:lineRule="auto"/>
+              <w:jc w:val="center"/>
+              <w:rPr>
+                <w:b/>
+                <w:bCs/>
+                <w:color w:val="000000" w:themeColor="text1"/>
+              </w:rPr>
+            </w:pPr>
+            <w:r>
+              <w:rPr>
+                <w:b/>
+                <w:bCs/>
+                <w:color w:val="000000" w:themeColor="text1"/>
+              </w:rPr>
+              <w:t>BỆNH VIỆN PHỤ SẢN</w:t>
+            </w:r>
+          </w:p>
+          <w:p>
+            <w:pPr>
+              <w:shd w:val="clear" w:color="auto" w:fill="FFFFFF" w:themeFill="background1"/>
+              <w:spacing w:after="0" w:line="276" w:lineRule="auto"/>
+              <w:jc w:val="center"/>
+              <w:rPr>
+                <w:color w:val="000000" w:themeColor="text1"/>
+                <w:lang w:val="it-IT"/>
+              </w:rPr>
+            </w:pPr>
+            <w:r>
+              <w:rPr>
+                <w:b/>
+                <w:bCs/>
+                <w:noProof/>
+                <w:color w:val="000000" w:themeColor="text1"/>
+              </w:rPr>
+              <mc:AlternateContent>
+                <mc:Choice Requires="wps">
+                  <w:drawing>
+                    <wp:anchor distT="0" distB="0" distL="114300" distR="114300" simplePos="0" relativeHeight="251660288" behindDoc="0" locked="0" layoutInCell="1" allowOverlap="1" wp14:anchorId="5DB712BA" wp14:editId="5356589D">
+                      <wp:simplePos x="0" y="0"/>
+                      <wp:positionH relativeFrom="column">
+                        <wp:posOffset>558165</wp:posOffset>
+                      </wp:positionH>
+                      <wp:positionV relativeFrom="paragraph">
+                        <wp:posOffset>204470</wp:posOffset>
+                      </wp:positionV>
+                      <wp:extent cx="990600" cy="0"/>
+                      <wp:effectExtent l="5715" t="13970" r="13335" b="5080"/>
+                      <wp:wrapNone/>
+                      <wp:docPr id="90228910" name="Straight Arrow Connector 25"/>
+                      <wp:cNvGraphicFramePr>
+                        <a:graphicFrameLocks xmlns:a="http://schemas.openxmlformats.org/drawingml/2006/main"/>
+                      </wp:cNvGraphicFramePr>
+                      <a:graphic xmlns:a="http://schemas.openxmlformats.org/drawingml/2006/main">
+                        <a:graphicData uri="http://schemas.microsoft.com/office/word/2010/wordprocessingShape">
+                          <wps:wsp>
+                            <wps:cNvCnPr>
+                              <a:cxnSpLocks noChangeShapeType="1"/>
+                            </wps:cNvCnPr>
+                            <wps:spPr bwMode="auto">
+                              <a:xfrm>
+                                <a:off x="0" y="0"/>
+                                <a:ext cx="990600" cy="0"/>
+                              </a:xfrm>
+                              <a:prstGeom prst="straightConnector1">
+                                <a:avLst/>
+                              </a:prstGeom>
+                              <a:noFill/>
+                              <a:ln w="9525">
+                                <a:solidFill>
+                                  <a:srgbClr val="000000"/>
+                                </a:solidFill>
+                                <a:round/>
+                                <a:headEnd/>
+                                <a:tailEnd/>
+                              </a:ln>
+                              <a:extLst>
+                                <a:ext uri="{909E8E84-426E-40DD-AFC4-6F175D3DCCD1}">
+                                  <a14:hiddenFill xmlns:a14="http://schemas.microsoft.com/office/drawing/2010/main">
+                                    <a:noFill/>
+                                  </a14:hiddenFill>
+                                </a:ext>
+                              </a:extLst>
+                            </wps:spPr>
+                            <wps:bodyPr/>
+                          </wps:wsp>
+                        </a:graphicData>
+                      </a:graphic>
+                      <wp14:sizeRelH relativeFrom="page">
+                        <wp14:pctWidth>0</wp14:pctWidth>
+                      </wp14:sizeRelH>
+                      <wp14:sizeRelV relativeFrom="page">
+                        <wp14:pctHeight>0</wp14:pctHeight>
+                      </wp14:sizeRelV>
+                    </wp:anchor>
+                  </w:drawing>
+                </mc:Choice>
+                <mc:Fallback>
+                  <w:pict>
+                    <v:shapetype w14:anchorId="32CDB73F" id="_x0000_t32" coordsize="21600,21600" o:spt="32" o:oned="t" path="m,l21600,21600e" filled="f">
+                      <v:path arrowok="t" fillok="f" o:connecttype="none"/>
+                      <o:lock v:ext="edit" shapetype="t"/>
+                    </v:shapetype>
+                    <v:shape id="Straight Arrow Connector 25" o:spid="_x0000_s1026" type="#_x0000_t32" style="position:absolute;margin-left:43.95pt;margin-top:16.1pt;width:78pt;height:0;z-index:251660288;visibility:visible;mso-wrap-style:square;mso-width-percent:0;mso-height-percent:0;mso-wrap-distance-left:9pt;mso-wrap-distance-top:0;mso-wrap-distance-right:9pt;mso-wrap-distance-bottom:0;mso-position-horizontal:absolute;mso-position-horizontal-relative:text;mso-position-vertical:absolute;mso-position-vertical-relative:text;mso-width-percent:0;mso-height-percent:0;mso-width-relative:page;mso-height-relative:page" o:gfxdata="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"/>
+                  </w:pict>
+                </mc:Fallback>
+              </mc:AlternateContent>
+            </w:r>
+            <w:r>
+              <w:rPr>
+                <w:b/>
+                <w:bCs/>
+                <w:color w:val="000000" w:themeColor="text1"/>
+              </w:rPr>
+              <w:t>TRUNG ƯƠNG</w:t>
+            </w:r>
+          </w:p>
+        </w:tc>
+        <w:tc>
+          <w:tcPr>
+            <w:tcW w:w="6129" w:type="dxa"/>
+          </w:tcPr>
+          <w:p>
+            <w:pPr>
+              <w:shd w:val="clear" w:color="auto" w:fill="FFFFFF" w:themeFill="background1"/>
+              <w:spacing w:after="0" w:line="276" w:lineRule="auto"/>
+              <w:ind w:left="455" w:hanging="425"/>
+              <w:jc w:val="center"/>
+              <w:rPr>
+                <w:b/>
+                <w:color w:val="000000" w:themeColor="text1"/>
+                <w:lang w:val="it-IT"/>
+              </w:rPr>
+            </w:pPr>
+            <w:r>
+              <w:rPr>
+                <w:b/>
+                <w:noProof/>
+                <w:color w:val="000000" w:themeColor="text1"/>
+              </w:rPr>
+              <mc:AlternateContent>
+                <mc:Choice Requires="wps">
+                  <w:drawing>
+                    <wp:anchor distT="0" distB="0" distL="114300" distR="114300" simplePos="0" relativeHeight="251659264" behindDoc="0" locked="0" layoutInCell="1" allowOverlap="1" wp14:anchorId="7C6E3E08" wp14:editId="2C4EABD9">
+                      <wp:simplePos x="0" y="0"/>
+                      <wp:positionH relativeFrom="column">
+                        <wp:posOffset>5010150</wp:posOffset>
+                      </wp:positionH>
+                      <wp:positionV relativeFrom="paragraph">
+                        <wp:posOffset>-600075</wp:posOffset>
+                      </wp:positionV>
+                      <wp:extent cx="1428750" cy="446405"/>
+                      <wp:effectExtent l="0" t="0" r="19050" b="10795"/>
+                      <wp:wrapNone/>
+                      <wp:docPr id="1430940651" name="Text Box 24"/>
+                      <wp:cNvGraphicFramePr>
+                        <a:graphicFrameLocks xmlns:a="http://schemas.openxmlformats.org/drawingml/2006/main"/>
+                      </wp:cNvGraphicFramePr>
+                      <a:graphic xmlns:a="http://schemas.openxmlformats.org/drawingml/2006/main">
+                        <a:graphicData uri="http://schemas.microsoft.com/office/word/2010/wordprocessingShape">
+                          <wps:wsp>
+                            <wps:cNvSpPr txBox="1">
+                              <a:spLocks noChangeArrowheads="1"/>
+                            </wps:cNvSpPr>
+                            <wps:spPr bwMode="auto">
+                              <a:xfrm>
+                                <a:off x="0" y="0"/>
+                                <a:ext cx="1428750" cy="446405"/>
+                              </a:xfrm>
+                              <a:prstGeom prst="rect">
+                                <a:avLst/>
+                              </a:prstGeom>
+                              <a:solidFill>
+                                <a:srgbClr val="FFFFFF"/>
+                              </a:solidFill>
+                              <a:ln w="9525">
+                                <a:solidFill>
+                                  <a:srgbClr val="000000"/>
+                                </a:solidFill>
+                                <a:miter lim="800000"/>
+                                <a:headEnd/>
+                                <a:tailEnd/>
+                              </a:ln>
+                            </wps:spPr>
+                            <wps:txbx>
+                              <w:txbxContent>
+                                <w:p>
+                                  <w:pPr>
+                                    <w:jc w:val="center"/>
+                                    <w:rPr>
+                                      <w:rFonts w:ascii="Calibri" w:hAnsi="Calibri"/>
+                                      <w:sz w:val="18"/>
+                                      <w:szCs w:val="18"/>
+                                      <w:lang w:val="vi-VN"/>
+                                    </w:rPr>
+                                  </w:pPr>
+                                  <w:r>
+                                    <w:rPr>
+                                      <w:rFonts w:ascii="Calibri" w:hAnsi="Calibri"/>
+                                      <w:sz w:val="18"/>
+                                      <w:szCs w:val="18"/>
+                                    </w:rPr>
+                                    <w:t xml:space="preserve">Mẫu </w:t>
+                                  </w:r>
+                                  <w:r>
+                                    <w:rPr>
+                                      <w:rFonts w:ascii="Calibri" w:hAnsi="Calibri"/>
+                                      <w:sz w:val="18"/>
+                                      <w:szCs w:val="18"/>
+                                      <w:lang w:val="vi-VN"/>
+                                    </w:rPr>
+                                    <w:t>5</w:t>
+                                  </w:r>
+                                  <w:r>
+                                    <w:rPr>
+                                      <w:rFonts w:ascii="Calibri" w:hAnsi="Calibri"/>
+                                      <w:sz w:val="18"/>
+                                      <w:szCs w:val="18"/>
+                                    </w:rPr>
+                                    <w:t xml:space="preserve">. </w:t>
+                                  </w:r>
+                                  <w:r>
+                                    <w:rPr>
+                                      <w:rFonts w:ascii="Calibri" w:hAnsi="Calibri"/>
+                                      <w:sz w:val="18"/>
+                                      <w:szCs w:val="18"/>
+                                      <w:lang w:val="vi-VN"/>
+                                    </w:rPr>
+                                    <w:t xml:space="preserve">Danh sách </w:t>
+                                  </w:r>
+                                </w:p>
+                                <w:p>
+                                  <w:pPr>
+                                    <w:jc w:val="center"/>
+                                    <w:rPr>
+                                      <w:rFonts w:ascii="Calibri" w:hAnsi="Calibri"/>
+                                      <w:sz w:val="18"/>
+                                      <w:szCs w:val="18"/>
+                                    </w:rPr>
+                                  </w:pPr>
+                                  <w:r>
+                                    <w:rPr>
+                                      <w:rFonts w:ascii="Calibri" w:hAnsi="Calibri"/>
+                                      <w:sz w:val="18"/>
+                                      <w:szCs w:val="18"/>
+                                      <w:lang w:val="vi-VN"/>
+                                    </w:rPr>
+                                    <w:t xml:space="preserve">học viên </w:t>
+                                  </w:r>
+                                  <w:r>
+                                    <w:rPr>
+                                      <w:rFonts w:ascii="Calibri" w:hAnsi="Calibri"/>
+                                      <w:sz w:val="18"/>
+                                      <w:szCs w:val="18"/>
+                                    </w:rPr>
+                                    <w:t xml:space="preserve">ĐTLT. QT.01.ĐT </w:t>
+                                  </w:r>
+                                </w:p>
+                              </w:txbxContent>
+                            </wps:txbx>
+                            <wps:bodyPr rot="0" vert="horz" wrap="square" lIns="91440" tIns="45720" rIns="91440" bIns="45720" anchor="t" anchorCtr="0" upright="1">
+                              <a:noAutofit/>
+                            </wps:bodyPr>
+                          </wps:wsp>
+                        </a:graphicData>
+                      </a:graphic>
+                      <wp14:sizeRelH relativeFrom="margin">
+                        <wp14:pctWidth>0</wp14:pctWidth>
+                      </wp14:sizeRelH>
+                      <wp14:sizeRelV relativeFrom="margin">
+                        <wp14:pctHeight>0</wp14:pctHeight>
+                      </wp14:sizeRelV>
+                    </wp:anchor>
+                  </w:drawing>
+                </mc:Choice>
+                <mc:Fallback>
+                  <w:pict>
+                    <v:shapetype w14:anchorId="7C6E3E08" id="_x0000_t202" coordsize="21600,21600" o:spt="202" path="m,l,21600r21600,l21600,xe">
+                      <v:stroke joinstyle="miter"/>
+                      <v:path gradientshapeok="t" o:connecttype="rect"/>
+                    </v:shapetype>
+                    <v:shape id="Text Box 24" o:spid="_x0000_s1026" type="#_x0000_t202" style="position:absolute;left:0;text-align:left;margin-left:394.5pt;margin-top:-47.25pt;width:112.5pt;height:35.15pt;z-index:251659264;visibility:visible;mso-wrap-style:square;mso-width-percent:0;mso-height-percent:0;mso-wrap-distance-left:9pt;mso-wrap-distance-top:0;mso-wrap-distance-right:9pt;mso-wrap-distance-bottom:0;mso-position-horizontal:absolute;mso-position-horizontal-relative:text;mso-position-vertical:absolute;mso-position-vertical-relative:text;mso-width-percent:0;mso-height-percent:0;mso-width-relative:margin;mso-height-relative:margin;v-text-anchor:top" o:gfxdata="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">
+                      <v:textbox>
+                        <w:txbxContent>
+                          <w:p>
+                            <w:pPr>
+                              <w:jc w:val="center"/>
+                              <w:rPr>
+                                <w:rFonts w:ascii="Calibri" w:hAnsi="Calibri"/>
+                                <w:sz w:val="18"/>
+                                <w:szCs w:val="18"/>
+                                <w:lang w:val="vi-VN"/>
+                              </w:rPr>
+                            </w:pPr>
+                            <w:r>
+                              <w:rPr>
+                                <w:rFonts w:ascii="Calibri" w:hAnsi="Calibri"/>
+                                <w:sz w:val="18"/>
+                                <w:szCs w:val="18"/>
+                              </w:rPr>
+                              <w:t xml:space="preserve">Mẫu </w:t>
+                            </w:r>
+                            <w:r>
+                              <w:rPr>
+                                <w:rFonts w:ascii="Calibri" w:hAnsi="Calibri"/>
+                                <w:sz w:val="18"/>
+                                <w:szCs w:val="18"/>
+                                <w:lang w:val="vi-VN"/>
+                              </w:rPr>
+                              <w:t>5</w:t>
+                            </w:r>
+                            <w:r>
+                              <w:rPr>
+                                <w:rFonts w:ascii="Calibri" w:hAnsi="Calibri"/>
+                                <w:sz w:val="18"/>
+                                <w:szCs w:val="18"/>
+                              </w:rPr>
+                              <w:t xml:space="preserve">. </w:t>
+                            </w:r>
+                            <w:r>
+                              <w:rPr>
+                                <w:rFonts w:ascii="Calibri" w:hAnsi="Calibri"/>
+                                <w:sz w:val="18"/>
+                                <w:szCs w:val="18"/>
+                                <w:lang w:val="vi-VN"/>
+                              </w:rPr>
+                              <w:t xml:space="preserve">Danh sách </w:t>
+                            </w:r>
+                          </w:p>
+                          <w:p>
+                            <w:pPr>
+                              <w:jc w:val="center"/>
+                              <w:rPr>
+                                <w:rFonts w:ascii="Calibri" w:hAnsi="Calibri"/>
+                                <w:sz w:val="18"/>
+                                <w:szCs w:val="18"/>
+                              </w:rPr>
+                            </w:pPr>
+                            <w:r>
+                              <w:rPr>
+                                <w:rFonts w:ascii="Calibri" w:hAnsi="Calibri"/>
+                                <w:sz w:val="18"/>
+                                <w:szCs w:val="18"/>
+                                <w:lang w:val="vi-VN"/>
+                              </w:rPr>
+                              <w:t xml:space="preserve">học viên </w:t>
+                            </w:r>
+                            <w:r>
+                              <w:rPr>
+                                <w:rFonts w:ascii="Calibri" w:hAnsi="Calibri"/>
+                                <w:sz w:val="18"/>
+                                <w:szCs w:val="18"/>
+                              </w:rPr>
+                              <w:t xml:space="preserve">ĐTLT. QT.01.ĐT </w:t>
+                            </w:r>
+                          </w:p>
+                        </w:txbxContent>
+                      </v:textbox>
+                    </v:shape>
+                  </w:pict>
+                </mc:Fallback>
+              </mc:AlternateContent>
+            </w:r>
+            <w:r>
+              <w:rPr>
+                <w:b/>
+                <w:color w:val="000000" w:themeColor="text1"/>
+                <w:lang w:val="it-IT"/>
+              </w:rPr>
+              <w:t>CỘNG HÒA XÃ HỘI CHỦ NGHĨA VIỆT NAM</w:t>
+            </w:r>
+          </w:p>
+          <w:p>
+            <w:pPr>
+              <w:shd w:val="clear" w:color="auto" w:fill="FFFFFF" w:themeFill="background1"/>
+              <w:spacing w:after="0" w:line="276" w:lineRule="auto"/>
+              <w:jc w:val="center"/>
+              <w:rPr>
+                <w:b/>
+                <w:color w:val="000000" w:themeColor="text1"/>
+                <w:sz w:val="26"/>
+                <w:szCs w:val="26"/>
+              </w:rPr>
+            </w:pPr>
+            <w:r>
+              <w:rPr>
+                <w:b/>
+                <w:noProof/>
+                <w:color w:val="000000" w:themeColor="text1"/>
+                <w:sz w:val="26"/>
+                <w:szCs w:val="26"/>
+              </w:rPr>
+              <mc:AlternateContent>
+                <mc:Choice Requires="wps">
+                  <w:drawing>
+                    <wp:anchor distT="0" distB="0" distL="114300" distR="114300" simplePos="0" relativeHeight="251661312" behindDoc="0" locked="0" layoutInCell="1" allowOverlap="1" wp14:anchorId="61236FE2" wp14:editId="278818F4">
+                      <wp:simplePos x="0" y="0"/>
+                      <wp:positionH relativeFrom="column">
+                        <wp:posOffset>871855</wp:posOffset>
+                      </wp:positionH>
+                      <wp:positionV relativeFrom="paragraph">
+                        <wp:posOffset>207645</wp:posOffset>
+                      </wp:positionV>
+                      <wp:extent cx="1971675" cy="0"/>
+                      <wp:effectExtent l="0" t="0" r="9525" b="19050"/>
+                      <wp:wrapNone/>
+                      <wp:docPr id="1589855075" name="Straight Arrow Connector 23"/>
+                      <wp:cNvGraphicFramePr>
+                        <a:graphicFrameLocks xmlns:a="http://schemas.openxmlformats.org/drawingml/2006/main"/>
+                      </wp:cNvGraphicFramePr>
+                      <a:graphic xmlns:a="http://schemas.openxmlformats.org/drawingml/2006/main">
+                        <a:graphicData uri="http://schemas.microsoft.com/office/word/2010/wordprocessingShape">
+                          <wps:wsp>
+                            <wps:cNvCnPr>
+                              <a:cxnSpLocks noChangeShapeType="1"/>
+                            </wps:cNvCnPr>
+                            <wps:spPr bwMode="auto">
+                              <a:xfrm>
+                                <a:off x="0" y="0"/>
+                                <a:ext cx="1971675" cy="0"/>
+                              </a:xfrm>
+                              <a:prstGeom prst="straightConnector1">
+                                <a:avLst/>
+                              </a:prstGeom>
+                              <a:noFill/>
+                              <a:ln w="9525">
+                                <a:solidFill>
+                                  <a:srgbClr val="000000"/>
+                                </a:solidFill>
+                                <a:round/>
+                                <a:headEnd/>
+                                <a:tailEnd/>
+                              </a:ln>
+                              <a:extLst>
+                                <a:ext uri="{909E8E84-426E-40DD-AFC4-6F175D3DCCD1}">
+                                  <a14:hiddenFill xmlns:a14="http://schemas.microsoft.com/office/drawing/2010/main">
+                                    <a:noFill/>
+                                  </a14:hiddenFill>
+                                </a:ext>
+                              </a:extLst>
+                            </wps:spPr>
+                            <wps:bodyPr/>
+                          </wps:wsp>
+                        </a:graphicData>
+                      </a:graphic>
+                      <wp14:sizeRelH relativeFrom="page">
+                        <wp14:pctWidth>0</wp14:pctWidth>
+                      </wp14:sizeRelH>
+                      <wp14:sizeRelV relativeFrom="page">
+                        <wp14:pctHeight>0</wp14:pctHeight>
+                      </wp14:sizeRelV>
+                    </wp:anchor>
+                  </w:drawing>
+                </mc:Choice>
+                <mc:Fallback>
+                  <w:pict>
+                    <v:shape w14:anchorId="232FBBB4" id="Straight Arrow Connector 23" o:spid="_x0000_s1026" type="#_x0000_t32" style="position:absolute;margin-left:68.65pt;margin-top:16.35pt;width:155.25pt;height:0;z-index:251661312;visibility:visible;mso-wrap-style:square;mso-width-percent:0;mso-height-percent:0;mso-wrap-distance-left:9pt;mso-wrap-distance-top:0;mso-wrap-distance-right:9pt;mso-wrap-distance-bottom:0;mso-position-horizontal:absolute;mso-position-horizontal-relative:text;mso-position-vertical:absolute;mso-position-vertical-relative:text;mso-width-percent:0;mso-height-percent:0;mso-width-relative:page;mso-height-relative:page" o:gfxdata="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"/>
+                  </w:pict>
+                </mc:Fallback>
+              </mc:AlternateContent>
+            </w:r>
+            <w:r>
+              <w:rPr>
+                <w:b/>
+                <w:color w:val="000000" w:themeColor="text1"/>
+                <w:sz w:val="26"/>
+                <w:szCs w:val="26"/>
+              </w:rPr>
+              <w:t>Độc lập - Tự do - Hạnh phúc</w:t>
+            </w:r>
+          </w:p>
+        </w:tc>
+      </w:tr>
+    </w:tbl>
+    <w:p>
+      <w:pPr>
+        <w:shd w:val="clear" w:color="auto" w:fill="FFFFFF" w:themeFill="background1"/>
+        <w:rPr>
+          <w:color w:val="000000" w:themeColor="text1"/>
+          <w:lang w:val="it-IT"/>
+        </w:rPr>
+      </w:pPr>
+    </w:p>
+    <w:p>
+      <w:pPr>
+        <w:shd w:val="clear" w:color="auto" w:fill="FFFFFF" w:themeFill="background1"/>
+        <w:spacing w:line="300" w:lineRule="auto"/>
+        <w:jc w:val="center"/>
+        <w:rPr>
+          <w:b/>
+          <w:color w:val="000000" w:themeColor="text1"/>
+          <w:sz w:val="26"/>
+          <w:szCs w:val="26"/>
+          <w:lang w:val="pt-BR"/>
+        </w:rPr>
+      </w:pPr>
+      <w:r>
+        <w:rPr>
+          <w:b/>
+          <w:color w:val="000000" w:themeColor="text1"/>
+          <w:sz w:val="26"/>
+          <w:szCs w:val="26"/>
+          <w:lang w:val="pt-BR"/>
+        </w:rPr>
+        <w:t xml:space="preserve">DANH SÁCH HỌC VIÊN </w:t>
+      </w:r>
+    </w:p>
+    <w:p>
+      <w:pPr>
+        <w:shd w:val="clear" w:color="auto" w:fill="FFFFFF" w:themeFill="background1"/>
+        <w:spacing w:line="300" w:lineRule="auto"/>
+        <w:ind w:firstLine="360"/>
+        <w:jc w:val="center"/>
+        <w:rPr>
+          <w:b/>
+          <w:color w:val="000000" w:themeColor="text1"/>
+          <w:sz w:val="26"/>
+          <w:szCs w:val="26"/>
+          <w:lang w:val="vi-VN"/>
+        </w:rPr>
+      </w:pPr>
+      <w:r>
+        <w:rPr>
+          <w:b/>
+          <w:color w:val="000000" w:themeColor="text1"/>
+          <w:sz w:val="26"/>
+          <w:szCs w:val="26"/>
+          <w:lang w:val="vi-VN"/>
+        </w:rPr>
+        <w:t xml:space="preserve">Khóa đào tạo liên tục </w:t>
+      </w:r>
+      <w:r>
+        <w:rPr>
+          <w:b/>
+          <w:color w:val="000000" w:themeColor="text1"/>
+          <w:sz w:val="26"/>
+          <w:szCs w:val="26"/>
+        </w:rPr>
+        <w:t>[[</w:t>
+      </w:r>
+      <w:r>
+        <w:rPr>
+          <w:b/>
+          <w:color w:val="000000" w:themeColor="text1"/>
+          <w:sz w:val="26"/>
+          <w:szCs w:val="26"/>
+        </w:rPr>
+        <w:t>MaLop</w:t>
+      </w:r>
+      <w:r>
+        <w:rPr>
+          <w:b/>
+          <w:color w:val="000000" w:themeColor="text1"/>
+          <w:sz w:val="26"/>
+          <w:szCs w:val="26"/>
+        </w:rPr>
+        <w:t>]]</w:t>
+      </w:r>
+      <w:r>
+        <w:rPr>
+          <w:b/>
+          <w:color w:val="000000" w:themeColor="text1"/>
+          <w:sz w:val="26"/>
+          <w:szCs w:val="26"/>
+          <w:lang w:val="vi-VN"/>
+        </w:rPr>
+        <w:t>(tên khóa học)</w:t>
+      </w:r>
+      <w:r>
+        <w:rPr>
+          <w:b/>
+          <w:color w:val="000000" w:themeColor="text1"/>
+          <w:sz w:val="26"/>
+          <w:szCs w:val="26"/>
+        </w:rPr>
+        <w:t xml:space="preserve"> [[</w:t>
+      </w:r>
+      <w:r>
+        <w:rPr>
+          <w:b/>
+          <w:color w:val="000000" w:themeColor="text1"/>
+          <w:sz w:val="26"/>
+          <w:szCs w:val="26"/>
+        </w:rPr>
+        <w:t>TenKhoaHoc</w:t>
+      </w:r>
+      <w:r>
+        <w:rPr>
+          <w:b/>
+          <w:color w:val="000000" w:themeColor="text1"/>
+          <w:sz w:val="26"/>
+          <w:szCs w:val="26"/>
+        </w:rPr>
+        <w:t>]]</w:t>
+      </w:r>
+      <w:r>
+        <w:rPr>
+          <w:b/>
+          <w:color w:val="000000" w:themeColor="text1"/>
+          <w:sz w:val="26"/>
+          <w:szCs w:val="26"/>
+          <w:lang w:val="vi-VN"/>
+        </w:rPr>
+        <w:t xml:space="preserve"> </w:t>
+      </w:r>
+    </w:p>
+    <w:p>
+      <w:pPr>
+        <w:shd w:val="clear" w:color="auto" w:fill="FFFFFF" w:themeFill="background1"/>
+        <w:spacing w:line="300" w:lineRule="auto"/>
+        <w:ind w:firstLine="360"/>
+        <w:jc w:val="center"/>
+        <w:rPr>
+          <w:b/>
+          <w:color w:val="000000" w:themeColor="text1"/>
+          <w:sz w:val="26"/>
+          <w:szCs w:val="26"/>
+        </w:rPr>
+      </w:pPr>
+      <w:r>
+        <w:rPr>
+          <w:b/>
+          <w:color w:val="000000" w:themeColor="text1"/>
+          <w:sz w:val="26"/>
+          <w:szCs w:val="26"/>
+          <w:lang w:val="vi-VN"/>
+        </w:rPr>
+        <w:t xml:space="preserve">Trình độ: </w:t>
+      </w:r>
+      <w:r>
+        <w:rPr>
+          <w:b/>
+          <w:color w:val="000000" w:themeColor="text1"/>
+          <w:sz w:val="26"/>
+          <w:szCs w:val="26"/>
+        </w:rPr>
+        <w:t>[[</w:t>
+      </w:r>
+      <w:r>
+        <w:rPr>
+          <w:b/>
+          <w:color w:val="000000" w:themeColor="text1"/>
+          <w:sz w:val="26"/>
+          <w:szCs w:val="26"/>
+        </w:rPr>
+        <w:t>TrinhDoDaoTao</w:t>
+      </w:r>
+      <w:r>
+        <w:rPr>
+          <w:b/>
+          <w:color w:val="000000" w:themeColor="text1"/>
+          <w:sz w:val="26"/>
+          <w:szCs w:val="26"/>
+        </w:rPr>
+        <w:t>]]</w:t>
+      </w:r>
+      <w:r>
+        <w:rPr>
+          <w:b/>
+          <w:color w:val="000000" w:themeColor="text1"/>
+          <w:sz w:val="26"/>
+          <w:szCs w:val="26"/>
+          <w:lang w:val="vi-VN"/>
+        </w:rPr>
+        <w:t xml:space="preserve"> Khóa </w:t>
+      </w:r>
+      <w:r>
+        <w:rPr>
+          <w:b/>
+          <w:color w:val="000000" w:themeColor="text1"/>
+          <w:sz w:val="26"/>
+          <w:szCs w:val="26"/>
+        </w:rPr>
+        <w:t>[[</w:t>
+      </w:r>
+      <w:r>
+        <w:rPr>
+          <w:b/>
+          <w:color w:val="000000" w:themeColor="text1"/>
+          <w:sz w:val="26"/>
+          <w:szCs w:val="26"/>
+        </w:rPr>
+        <w:t>Khoa</w:t>
+      </w:r>
+      <w:r>
+        <w:rPr>
+          <w:b/>
+          <w:color w:val="000000" w:themeColor="text1"/>
+          <w:sz w:val="26"/>
+          <w:szCs w:val="26"/>
+        </w:rPr>
+        <w:t xml:space="preserve">]] </w:t>
+      </w:r>
+      <w:r>
+        <w:rPr>
+          <w:b/>
+          <w:color w:val="000000" w:themeColor="text1"/>
+          <w:sz w:val="26"/>
+          <w:szCs w:val="26"/>
+          <w:lang w:val="vi-VN"/>
+        </w:rPr>
+        <w:t xml:space="preserve">Mã số: </w:t>
+      </w:r>
+      <w:r>
+        <w:rPr>
+          <w:b/>
+          <w:color w:val="000000" w:themeColor="text1"/>
+          <w:sz w:val="26"/>
+          <w:szCs w:val="26"/>
+        </w:rPr>
+        <w:t>[[</w:t>
+      </w:r>
+      <w:r>
+        <w:rPr>
+          <w:b/>
+          <w:color w:val="000000" w:themeColor="text1"/>
+          <w:sz w:val="26"/>
+          <w:szCs w:val="26"/>
+        </w:rPr>
+        <w:t>Ma</w:t>
+      </w:r>
+      <w:r>
+        <w:rPr>
+          <w:b/>
+          <w:color w:val="000000" w:themeColor="text1"/>
+          <w:sz w:val="26"/>
+          <w:szCs w:val="26"/>
+        </w:rPr>
+        <w:t>]]</w:t>
+      </w:r>
+    </w:p>
+    <w:p>
+      <w:pPr>
+        <w:shd w:val="clear" w:color="auto" w:fill="FFFFFF" w:themeFill="background1"/>
+        <w:spacing w:line="300" w:lineRule="auto"/>
+        <w:ind w:firstLine="360"/>
+        <w:jc w:val="center"/>
+        <w:rPr>
+          <w:b/>
+          <w:color w:val="000000" w:themeColor="text1"/>
+          <w:sz w:val="26"/>
+          <w:szCs w:val="26"/>
+          <w:lang w:val="vi-VN"/>
+        </w:rPr>
+      </w:pPr>
+      <w:r>
+        <w:rPr>
+          <w:b/>
+          <w:color w:val="000000" w:themeColor="text1"/>
+          <w:sz w:val="26"/>
+          <w:szCs w:val="26"/>
+          <w:lang w:val="vi-VN"/>
+        </w:rPr>
+        <w:t xml:space="preserve">Từ ngày </w:t>
+      </w:r>
+      <w:r>
+        <w:rPr>
+          <w:b/>
+          <w:color w:val="000000" w:themeColor="text1"/>
+          <w:sz w:val="26"/>
+          <w:szCs w:val="26"/>
+        </w:rPr>
+        <w:t>[[</w:t>
+      </w:r>
+      <w:r>
+        <w:rPr>
+          <w:b/>
+          <w:color w:val="000000" w:themeColor="text1"/>
+          <w:sz w:val="26"/>
+          <w:szCs w:val="26"/>
+        </w:rPr>
+        <w:t>NgayKhaiGiang</w:t>
+      </w:r>
+      <w:r>
+        <w:rPr>
+          <w:b/>
+          <w:color w:val="000000" w:themeColor="text1"/>
+          <w:sz w:val="26"/>
+          <w:szCs w:val="26"/>
+        </w:rPr>
+        <w:t>]]</w:t>
+      </w:r>
+      <w:r>
+        <w:rPr>
+          <w:b/>
+          <w:color w:val="000000" w:themeColor="text1"/>
+          <w:sz w:val="26"/>
+          <w:szCs w:val="26"/>
+          <w:lang w:val="vi-VN"/>
+        </w:rPr>
+        <w:t xml:space="preserve"> đến ngày </w:t>
+      </w:r>
+      <w:r>
+        <w:rPr>
+          <w:b/>
+          <w:color w:val="000000" w:themeColor="text1"/>
+          <w:sz w:val="26"/>
+          <w:szCs w:val="26"/>
+        </w:rPr>
+        <w:t>[[</w:t>
+      </w:r>
+      <w:r>
+        <w:rPr>
+          <w:b/>
+          <w:color w:val="000000" w:themeColor="text1"/>
+          <w:sz w:val="26"/>
+          <w:szCs w:val="26"/>
+        </w:rPr>
+        <w:t>NgayKetThuc</w:t>
+      </w:r>
+      <w:r>
+        <w:rPr>
+          <w:b/>
+          <w:color w:val="000000" w:themeColor="text1"/>
+          <w:sz w:val="26"/>
+          <w:szCs w:val="26"/>
+        </w:rPr>
+        <w:t>]]</w:t>
+      </w:r>
+      <w:r>
+        <w:rPr>
+          <w:b/>
+          <w:color w:val="000000" w:themeColor="text1"/>
+          <w:sz w:val="26"/>
+          <w:szCs w:val="26"/>
+          <w:lang w:val="vi-VN"/>
+        </w:rPr>
+        <w:t xml:space="preserve"> </w:t>
+      </w:r>
+    </w:p>
+    <w:p>
+      <w:pPr>
+        <w:shd w:val="clear" w:color="auto" w:fill="FFFFFF" w:themeFill="background1"/>
+        <w:spacing w:line="300" w:lineRule="auto"/>
+        <w:ind w:firstLine="360"/>
+        <w:jc w:val="center"/>
+        <w:rPr>
+          <w:b/>
+          <w:color w:val="000000" w:themeColor="text1"/>
+          <w:sz w:val="26"/>
+          <w:szCs w:val="26"/>
+          <w:lang w:val="vi-VN"/>
+        </w:rPr>
+      </w:pPr>
+    </w:p>
+    <w:tbl>
+      <w:tblPr>
+        <w:tblW w:w="13008" w:type="dxa"/>
+        <w:jc w:val="center"/>
+        <w:tblBorders>
+          <w:top w:val="single" w:sz="4" w:space="0" w:color="auto"/>
+          <w:left w:val="single" w:sz="4" w:space="0" w:color="auto"/>
+          <w:bottom w:val="single" w:sz="4" w:space="0" w:color="auto"/>
+          <w:right w:val="single" w:sz="4" w:space="0" w:color="auto"/>
+          <w:insideH w:val="single" w:sz="4" w:space="0" w:color="auto"/>
+          <w:insideV w:val="single" w:sz="4" w:space="0" w:color="auto"/>
+        </w:tblBorders>
+        <w:tblLook w:val="01E0" w:firstRow="1" w:lastRow="1" w:firstColumn="1" w:lastColumn="1" w:noHBand="0" w:noVBand="0"/>
+      </w:tblPr>
+      <w:tblGrid>
+        <w:gridCol w:w="1432"/>
+        <w:gridCol w:w="2049"/>
+        <w:gridCol w:w="2196"/>
+        <w:gridCol w:w="2385"/>
+        <w:gridCol w:w="2972"/>
+        <w:gridCol w:w="1966"/>
+        <w:gridCol w:w="2097"/>
+      </w:tblGrid>
+      <w:tr>
+        <w:trPr>
+          <w:trHeight w:val="816"/>
+          <w:jc w:val="center"/>
+        </w:trPr>
+        <w:tc>
+          <w:tcPr>
+            <w:tcW w:w="1238" w:type="dxa"/>
+            <w:shd w:val="clear" w:color="auto" w:fill="FFFFFF"/>
+            <w:vAlign w:val="center"/>
+          </w:tcPr>
+          <w:p>
+            <w:pPr>
+              <w:shd w:val="clear" w:color="auto" w:fill="FFFFFF" w:themeFill="background1"/>
+              <w:spacing w:line="300" w:lineRule="auto"/>
+              <w:jc w:val="center"/>
+              <w:rPr>
+                <w:b/>
+                <w:color w:val="000000" w:themeColor="text1"/>
+                <w:sz w:val="26"/>
+                <w:szCs w:val="26"/>
+                <w:lang w:val="pt-BR"/>
+              </w:rPr>
+            </w:pPr>
+            <w:r>
+              <w:rPr>
+                <w:b/>
+                <w:color w:val="000000" w:themeColor="text1"/>
+                <w:sz w:val="26"/>
+                <w:szCs w:val="26"/>
+                <w:lang w:val="pt-BR"/>
+              </w:rPr>
+              <w:t>STT</w:t>
+            </w:r>
+          </w:p>
+        </w:tc>
+        <w:tc>
+          <w:tcPr>
+            <w:tcW w:w="1775" w:type="dxa"/>
+            <w:shd w:val="clear" w:color="auto" w:fill="FFFFFF"/>
+            <w:vAlign w:val="center"/>
+          </w:tcPr>
+          <w:p>
+            <w:pPr>
+              <w:shd w:val="clear" w:color="auto" w:fill="FFFFFF" w:themeFill="background1"/>
+              <w:spacing w:line="300" w:lineRule="auto"/>
+              <w:jc w:val="center"/>
+              <w:rPr>
+                <w:b/>
+                <w:color w:val="000000" w:themeColor="text1"/>
+                <w:sz w:val="26"/>
+                <w:szCs w:val="26"/>
+              </w:rPr>
+            </w:pPr>
+            <w:r>
+              <w:rPr>
+                <w:b/>
+                <w:color w:val="000000" w:themeColor="text1"/>
+                <w:sz w:val="26"/>
+                <w:szCs w:val="26"/>
+              </w:rPr>
+              <w:t xml:space="preserve">Họ tên </w:t>
+            </w:r>
+          </w:p>
+          <w:p>
+            <w:pPr>
+              <w:shd w:val="clear" w:color="auto" w:fill="FFFFFF" w:themeFill="background1"/>
+              <w:spacing w:line="300" w:lineRule="auto"/>
+              <w:jc w:val="center"/>
+              <w:rPr>
+                <w:b/>
+                <w:color w:val="000000" w:themeColor="text1"/>
+                <w:sz w:val="26"/>
+                <w:szCs w:val="26"/>
+              </w:rPr>
+            </w:pPr>
+            <w:r>
+              <w:rPr>
+                <w:b/>
+                <w:color w:val="000000" w:themeColor="text1"/>
+                <w:sz w:val="26"/>
+                <w:szCs w:val="26"/>
+              </w:rPr>
+              <w:t>học viên</w:t>
+            </w:r>
+          </w:p>
+        </w:tc>
+        <w:tc>
+          <w:tcPr>
+            <w:tcW w:w="1896" w:type="dxa"/>
+            <w:shd w:val="clear" w:color="auto" w:fill="FFFFFF"/>
+            <w:vAlign w:val="center"/>
+          </w:tcPr>
+          <w:p>
+            <w:pPr>
+              <w:shd w:val="clear" w:color="auto" w:fill="FFFFFF" w:themeFill="background1"/>
+              <w:spacing w:line="300" w:lineRule="auto"/>
+              <w:jc w:val="center"/>
+              <w:rPr>
+                <w:b/>
+                <w:color w:val="000000" w:themeColor="text1"/>
+                <w:sz w:val="26"/>
+                <w:szCs w:val="26"/>
+                <w:lang w:val="vi-VN"/>
+              </w:rPr>
+            </w:pPr>
+            <w:r>
+              <w:rPr>
+                <w:b/>
+                <w:color w:val="000000" w:themeColor="text1"/>
+                <w:sz w:val="26"/>
+                <w:szCs w:val="26"/>
+                <w:lang w:val="vi-VN"/>
+              </w:rPr>
+              <w:t>Chức danh/</w:t>
+            </w:r>
+          </w:p>
+          <w:p>
+            <w:pPr>
+              <w:shd w:val="clear" w:color="auto" w:fill="FFFFFF" w:themeFill="background1"/>
+              <w:spacing w:line="300" w:lineRule="auto"/>
+              <w:jc w:val="center"/>
+              <w:rPr>
+                <w:b/>
+                <w:color w:val="000000" w:themeColor="text1"/>
+                <w:sz w:val="26"/>
+                <w:szCs w:val="26"/>
+                <w:lang w:val="vi-VN"/>
+              </w:rPr>
+            </w:pPr>
+            <w:r>
+              <w:rPr>
+                <w:b/>
+                <w:color w:val="000000" w:themeColor="text1"/>
+                <w:sz w:val="26"/>
+                <w:szCs w:val="26"/>
+                <w:lang w:val="vi-VN"/>
+              </w:rPr>
+              <w:t xml:space="preserve">chức vụ </w:t>
+            </w:r>
+          </w:p>
+        </w:tc>
+        <w:tc>
+          <w:tcPr>
+            <w:tcW w:w="2043" w:type="dxa"/>
+            <w:shd w:val="clear" w:color="auto" w:fill="FFFFFF"/>
+            <w:vAlign w:val="center"/>
+          </w:tcPr>
+          <w:p>
+            <w:pPr>
+              <w:shd w:val="clear" w:color="auto" w:fill="FFFFFF" w:themeFill="background1"/>
+              <w:spacing w:line="300" w:lineRule="auto"/>
+              <w:jc w:val="center"/>
+              <w:rPr>
+                <w:b/>
+                <w:color w:val="000000" w:themeColor="text1"/>
+                <w:sz w:val="26"/>
+                <w:szCs w:val="26"/>
+                <w:lang w:val="vi-VN"/>
+              </w:rPr>
+            </w:pPr>
+            <w:r>
+              <w:rPr>
+                <w:b/>
+                <w:color w:val="000000" w:themeColor="text1"/>
+                <w:sz w:val="26"/>
+                <w:szCs w:val="26"/>
+                <w:lang w:val="vi-VN"/>
+              </w:rPr>
+              <w:t xml:space="preserve">Ngày tháng </w:t>
+            </w:r>
+          </w:p>
+          <w:p>
+            <w:pPr>
+              <w:shd w:val="clear" w:color="auto" w:fill="FFFFFF" w:themeFill="background1"/>
+              <w:spacing w:line="300" w:lineRule="auto"/>
+              <w:jc w:val="center"/>
+              <w:rPr>
+                <w:b/>
+                <w:color w:val="000000" w:themeColor="text1"/>
+                <w:sz w:val="26"/>
+                <w:szCs w:val="26"/>
+                <w:lang w:val="vi-VN"/>
+              </w:rPr>
+            </w:pPr>
+            <w:r>
+              <w:rPr>
+                <w:b/>
+                <w:color w:val="000000" w:themeColor="text1"/>
+                <w:sz w:val="26"/>
+                <w:szCs w:val="26"/>
+                <w:lang w:val="vi-VN"/>
+              </w:rPr>
+              <w:t xml:space="preserve">năm sinh </w:t>
+            </w:r>
+          </w:p>
+        </w:tc>
+        <w:tc>
+          <w:tcPr>
+            <w:tcW w:w="2568" w:type="dxa"/>
+            <w:shd w:val="clear" w:color="auto" w:fill="FFFFFF"/>
+            <w:vAlign w:val="center"/>
+          </w:tcPr>
+          <w:p>
+            <w:pPr>
+              <w:shd w:val="clear" w:color="auto" w:fill="FFFFFF" w:themeFill="background1"/>
+              <w:spacing w:line="300" w:lineRule="auto"/>
+              <w:jc w:val="center"/>
+              <w:rPr>
+                <w:b/>
+                <w:color w:val="000000" w:themeColor="text1"/>
+                <w:sz w:val="26"/>
+                <w:szCs w:val="26"/>
+                <w:lang w:val="vi-VN"/>
+              </w:rPr>
+            </w:pPr>
+            <w:r>
+              <w:rPr>
+                <w:b/>
+                <w:color w:val="000000" w:themeColor="text1"/>
+                <w:sz w:val="26"/>
+                <w:szCs w:val="26"/>
+                <w:lang w:val="vi-VN"/>
+              </w:rPr>
+              <w:t xml:space="preserve">Đơn vị công tác và địa chỉ </w:t>
+            </w:r>
+          </w:p>
+        </w:tc>
+        <w:tc>
+          <w:tcPr>
+            <w:tcW w:w="1689" w:type="dxa"/>
+            <w:shd w:val="clear" w:color="auto" w:fill="FFFFFF"/>
+            <w:vAlign w:val="center"/>
+          </w:tcPr>
+          <w:p>
+            <w:pPr>
+              <w:shd w:val="clear" w:color="auto" w:fill="FFFFFF" w:themeFill="background1"/>
+              <w:spacing w:line="300" w:lineRule="auto"/>
+              <w:jc w:val="center"/>
+              <w:rPr>
+                <w:b/>
+                <w:color w:val="000000" w:themeColor="text1"/>
+                <w:sz w:val="26"/>
+                <w:szCs w:val="26"/>
+                <w:lang w:val="vi-VN"/>
+              </w:rPr>
+            </w:pPr>
+            <w:r>
+              <w:rPr>
+                <w:b/>
+                <w:color w:val="000000" w:themeColor="text1"/>
+                <w:sz w:val="26"/>
+                <w:szCs w:val="26"/>
+                <w:lang w:val="vi-VN"/>
+              </w:rPr>
+              <w:t>ĐT/Email</w:t>
+            </w:r>
+          </w:p>
+        </w:tc>
+        <w:tc>
+          <w:tcPr>
+            <w:tcW w:w="1799" w:type="dxa"/>
+            <w:shd w:val="clear" w:color="auto" w:fill="FFFFFF"/>
+          </w:tcPr>
+          <w:p>
+            <w:pPr>
+              <w:shd w:val="clear" w:color="auto" w:fill="FFFFFF" w:themeFill="background1"/>
+              <w:spacing w:line="300" w:lineRule="auto"/>
+              <w:jc w:val="center"/>
+              <w:rPr>
+                <w:b/>
+                <w:color w:val="000000" w:themeColor="text1"/>
+                <w:sz w:val="26"/>
+                <w:szCs w:val="26"/>
+                <w:lang w:val="vi-VN"/>
+              </w:rPr>
+            </w:pPr>
+            <w:r>
+              <w:rPr>
+                <w:b/>
+                <w:color w:val="000000" w:themeColor="text1"/>
+                <w:sz w:val="26"/>
+                <w:szCs w:val="26"/>
+                <w:lang w:val="vi-VN"/>
+              </w:rPr>
+              <w:t xml:space="preserve">Chữ ký </w:t>
+            </w:r>
+          </w:p>
+        </w:tc>
+      </w:tr>
+      <w:tr>
+        <w:trPr>
+          <w:trHeight w:val="834"/>
+          <w:jc w:val="center"/>
+        </w:trPr>
+        <w:tc>
+          <w:tcPr>
+            <w:tcW w:w="1238" w:type="dxa"/>
+          </w:tcPr>
+          <w:p>
+            <w:pPr>
+              <w:shd w:val="clear" w:color="auto" w:fill="FFFFFF" w:themeFill="background1"/>
+              <w:spacing w:line="300" w:lineRule="auto"/>
+              <w:jc w:val="center"/>
+              <w:rPr>
+                <w:color w:val="000000" w:themeColor="text1"/>
+                <w:sz w:val="26"/>
+                <w:szCs w:val="26"/>
+                <w:lang w:val="pt-BR"/>
+              </w:rPr>
+            </w:pPr>
+            <w:r>
+              <w:rPr>
+                <w:color w:val="000000" w:themeColor="text1"/>
+                <w:sz w:val="26"/>
+                <w:szCs w:val="26"/>
+                <w:lang w:val="pt-BR"/>
+              </w:rPr>
+              <w:t>[[HV.STT]]</w:t>
+            </w:r>
+          </w:p>
+        </w:tc>
+        <w:tc>
+          <w:tcPr>
+            <w:tcW w:w="1775" w:type="dxa"/>
+          </w:tcPr>
+          <w:p>
+            <w:pPr>
+              <w:shd w:val="clear" w:color="auto" w:fill="FFFFFF" w:themeFill="background1"/>
+              <w:spacing w:line="300" w:lineRule="auto"/>
+              <w:rPr>
+                <w:color w:val="000000" w:themeColor="text1"/>
+                <w:sz w:val="26"/>
+                <w:szCs w:val="26"/>
+              </w:rPr>
+            </w:pPr>
+            <w:r>
+              <w:rPr>
+                <w:color w:val="000000" w:themeColor="text1"/>
+                <w:sz w:val="26"/>
+                <w:szCs w:val="26"/>
+              </w:rPr>
+              <w:t>[[</w:t>
+            </w:r>
+            <w:proofErr w:type="gramStart"/>
+            <w:r>
+              <w:rPr>
+                <w:color w:val="000000" w:themeColor="text1"/>
+                <w:sz w:val="26"/>
+                <w:szCs w:val="26"/>
+                <w:lang w:val="pt-BR"/>
+              </w:rPr>
+              <w:t>HV.</w:t>
+            </w:r>
+            <w:r>
+              <w:rPr>
+                <w:color w:val="000000" w:themeColor="text1"/>
+                <w:sz w:val="26"/>
+                <w:szCs w:val="26"/>
+                <w:lang w:val="pt-BR"/>
+              </w:rPr>
+              <w:t>HoTenHV</w:t>
+            </w:r>
+            <w:proofErr w:type="gramEnd"/>
+            <w:r>
+              <w:rPr>
+                <w:color w:val="000000" w:themeColor="text1"/>
+                <w:sz w:val="26"/>
+                <w:szCs w:val="26"/>
+              </w:rPr>
+              <w:t>]]</w:t>
+            </w:r>
+          </w:p>
+        </w:tc>
+        <w:tc>
+          <w:tcPr>
+            <w:tcW w:w="1896" w:type="dxa"/>
+          </w:tcPr>
+          <w:p>
+            <w:pPr>
+              <w:shd w:val="clear" w:color="auto" w:fill="FFFFFF" w:themeFill="background1"/>
+              <w:spacing w:line="300" w:lineRule="auto"/>
+              <w:rPr>
+                <w:color w:val="000000" w:themeColor="text1"/>
+                <w:sz w:val="26"/>
+                <w:szCs w:val="26"/>
+                <w:lang w:val="pt-BR"/>
+              </w:rPr>
+            </w:pPr>
+            <w:r>
+              <w:rPr>
+                <w:color w:val="000000" w:themeColor="text1"/>
+                <w:sz w:val="26"/>
+                <w:szCs w:val="26"/>
+                <w:lang w:val="pt-BR"/>
+              </w:rPr>
+              <w:t>[[HV.</w:t>
+            </w:r>
+            <w:r>
+              <w:rPr>
+                <w:color w:val="000000" w:themeColor="text1"/>
+                <w:sz w:val="26"/>
+                <w:szCs w:val="26"/>
+                <w:lang w:val="pt-BR"/>
+              </w:rPr>
+              <w:t>ChucVuHV</w:t>
+            </w:r>
+            <w:r>
+              <w:rPr>
+                <w:color w:val="000000" w:themeColor="text1"/>
+                <w:sz w:val="26"/>
+                <w:szCs w:val="26"/>
+                <w:lang w:val="pt-BR"/>
+              </w:rPr>
+              <w:t>]]</w:t>
+            </w:r>
+          </w:p>
+        </w:tc>
+        <w:tc>
+          <w:tcPr>
+            <w:tcW w:w="2043" w:type="dxa"/>
+          </w:tcPr>
+          <w:p>
+            <w:pPr>
+              <w:shd w:val="clear" w:color="auto" w:fill="FFFFFF" w:themeFill="background1"/>
+              <w:spacing w:line="300" w:lineRule="auto"/>
+              <w:rPr>
+                <w:color w:val="000000" w:themeColor="text1"/>
+                <w:sz w:val="26"/>
+                <w:szCs w:val="26"/>
+                <w:lang w:val="pt-BR"/>
+              </w:rPr>
+            </w:pPr>
+            <w:r>
+              <w:rPr>
+                <w:color w:val="000000" w:themeColor="text1"/>
+                <w:sz w:val="26"/>
+                <w:szCs w:val="26"/>
+                <w:lang w:val="pt-BR"/>
+              </w:rPr>
+              <w:t>[[HV.</w:t>
+            </w:r>
+            <w:r>
+              <w:rPr>
+                <w:color w:val="000000" w:themeColor="text1"/>
+                <w:sz w:val="26"/>
+                <w:szCs w:val="26"/>
+                <w:lang w:val="pt-BR"/>
+              </w:rPr>
+              <w:t>NgaySinhHV</w:t>
+            </w:r>
+            <w:r>
+              <w:rPr>
+                <w:color w:val="000000" w:themeColor="text1"/>
+                <w:sz w:val="26"/>
+                <w:szCs w:val="26"/>
+                <w:lang w:val="pt-BR"/>
+              </w:rPr>
+              <w:t>]]</w:t>
+            </w:r>
+          </w:p>
+        </w:tc>
+        <w:tc>
+          <w:tcPr>
+            <w:tcW w:w="2568" w:type="dxa"/>
+          </w:tcPr>
+          <w:p>
+            <w:pPr>
+              <w:shd w:val="clear" w:color="auto" w:fill="FFFFFF" w:themeFill="background1"/>
+              <w:spacing w:line="300" w:lineRule="auto"/>
+              <w:rPr>
+                <w:color w:val="000000" w:themeColor="text1"/>
+                <w:sz w:val="26"/>
+                <w:szCs w:val="26"/>
+                <w:lang w:val="pt-BR"/>
+              </w:rPr>
+            </w:pPr>
+            <w:r>
+              <w:rPr>
+                <w:color w:val="000000" w:themeColor="text1"/>
+                <w:sz w:val="26"/>
+                <w:szCs w:val="26"/>
+                <w:lang w:val="pt-BR"/>
+              </w:rPr>
+              <w:t>[[HV.</w:t>
+            </w:r>
+            <w:r>
+              <w:rPr>
+                <w:color w:val="000000" w:themeColor="text1"/>
+                <w:sz w:val="26"/>
+                <w:szCs w:val="26"/>
+                <w:lang w:val="pt-BR"/>
+              </w:rPr>
+              <w:t>DonViCongTacHV</w:t>
+            </w:r>
+            <w:r>
+              <w:rPr>
+                <w:color w:val="000000" w:themeColor="text1"/>
+                <w:sz w:val="26"/>
+                <w:szCs w:val="26"/>
+                <w:lang w:val="pt-BR"/>
+              </w:rPr>
+              <w:t>]] [[HV.</w:t>
+            </w:r>
+            <w:r>
+              <w:rPr>
+                <w:color w:val="000000" w:themeColor="text1"/>
+                <w:sz w:val="26"/>
+                <w:szCs w:val="26"/>
+                <w:lang w:val="pt-BR"/>
+              </w:rPr>
+              <w:t>DiaChiDonViHV</w:t>
+            </w:r>
+            <w:r>
+              <w:rPr>
+                <w:color w:val="000000" w:themeColor="text1"/>
+                <w:sz w:val="26"/>
+                <w:szCs w:val="26"/>
+                <w:lang w:val="pt-BR"/>
+              </w:rPr>
+              <w:t>]]</w:t>
+            </w:r>
+          </w:p>
+        </w:tc>
+        <w:tc>
+          <w:tcPr>
+            <w:tcW w:w="1689" w:type="dxa"/>
+          </w:tcPr>
+          <w:p>
+            <w:pPr>
+              <w:shd w:val="clear" w:color="auto" w:fill="FFFFFF" w:themeFill="background1"/>
+              <w:spacing w:line="300" w:lineRule="auto"/>
+              <w:rPr>
+                <w:color w:val="000000" w:themeColor="text1"/>
+                <w:sz w:val="26"/>
+                <w:szCs w:val="26"/>
+                <w:lang w:val="pt-BR"/>
+              </w:rPr>
+            </w:pPr>
+            <w:r>
+              <w:rPr>
+                <w:color w:val="000000" w:themeColor="text1"/>
+                <w:sz w:val="26"/>
+                <w:szCs w:val="26"/>
+                <w:lang w:val="pt-BR"/>
+              </w:rPr>
+              <w:t>[[HV.</w:t>
+            </w:r>
+            <w:r>
+              <w:rPr>
+                <w:color w:val="000000" w:themeColor="text1"/>
+                <w:sz w:val="26"/>
+                <w:szCs w:val="26"/>
+                <w:lang w:val="pt-BR"/>
+              </w:rPr>
+              <w:t>EmailHV</w:t>
+            </w:r>
+            <w:r>
+              <w:rPr>
+                <w:color w:val="000000" w:themeColor="text1"/>
+                <w:sz w:val="26"/>
+                <w:szCs w:val="26"/>
+                <w:lang w:val="pt-BR"/>
+              </w:rPr>
+              <w:t>]]</w:t>
+            </w:r>
+          </w:p>
+        </w:tc>
+        <w:tc>
+          <w:tcPr>
+            <w:tcW w:w="1799" w:type="dxa"/>
+          </w:tcPr>
+          <w:p>
+            <w:pPr>
+              <w:shd w:val="clear" w:color="auto" w:fill="FFFFFF" w:themeFill="background1"/>
+              <w:spacing w:line="300" w:lineRule="auto"/>
+              <w:rPr>
+                <w:color w:val="000000" w:themeColor="text1"/>
+                <w:sz w:val="26"/>
+                <w:szCs w:val="26"/>
+                <w:lang w:val="pt-BR"/>
+              </w:rPr>
+            </w:pPr>
+            <w:r>
+              <w:rPr>
+                <w:color w:val="000000" w:themeColor="text1"/>
+                <w:sz w:val="26"/>
+                <w:szCs w:val="26"/>
+                <w:lang w:val="pt-BR"/>
+              </w:rPr>
+              <w:t>[[HV.</w:t>
+            </w:r>
+            <w:r>
+              <w:rPr>
+                <w:color w:val="000000" w:themeColor="text1"/>
+                <w:sz w:val="26"/>
+                <w:szCs w:val="26"/>
+                <w:lang w:val="pt-BR"/>
+              </w:rPr>
+              <w:t>ChuKyHV</w:t>
+            </w:r>
+            <w:r>
+              <w:rPr>
+                <w:color w:val="000000" w:themeColor="text1"/>
+                <w:sz w:val="26"/>
+                <w:szCs w:val="26"/>
+                <w:lang w:val="pt-BR"/>
+              </w:rPr>
+              <w:t>]]</w:t>
+            </w:r>
+          </w:p>
+        </w:tc>
+      </w:tr>
+    </w:tbl>
+    <w:p>
+      <w:pPr>
+        <w:shd w:val="clear" w:color="auto" w:fill="FFFFFF" w:themeFill="background1"/>
+        <w:spacing w:line="300" w:lineRule="auto"/>
+        <w:rPr>
+          <w:color w:val="000000" w:themeColor="text1"/>
+          <w:lang w:val="it-IT"/>
+        </w:rPr>
+      </w:pPr>
+    </w:p>
+    <w:tbl>
+      <w:tblPr>
+        <w:tblW w:w="0" w:type="auto"/>
+        <w:tblLook w:val="04A0" w:firstRow="1" w:lastRow="0" w:firstColumn="1" w:lastColumn="0" w:noHBand="0" w:noVBand="1"/>
+      </w:tblPr>
+      <w:tblGrid>
+        <w:gridCol w:w="4253"/>
+        <w:gridCol w:w="4819"/>
+      </w:tblGrid>
+      <w:tr>
+        <w:tc>
+          <w:tcPr>
+            <w:tcW w:w="4253" w:type="dxa"/>
+          </w:tcPr>
+          <w:p>
+            <w:pPr>
+              <w:shd w:val="clear" w:color="auto" w:fill="FFFFFF" w:themeFill="background1"/>
+              <w:spacing w:line="300" w:lineRule="auto"/>
+              <w:rPr>
+                <w:color w:val="000000" w:themeColor="text1"/>
+                <w:lang w:val="it-IT"/>
+              </w:rPr>
+            </w:pPr>
+          </w:p>
+        </w:tc>
+        <w:tc>
+          <w:tcPr>
+            <w:tcW w:w="4819" w:type="dxa"/>
+          </w:tcPr>
+          <w:p>
+            <w:pPr>
+              <w:shd w:val="clear" w:color="auto" w:fill="FFFFFF" w:themeFill="background1"/>
+              <w:spacing w:line="300" w:lineRule="auto"/>
+              <w:jc w:val="center"/>
+              <w:rPr>
+                <w:i/>
+                <w:color w:val="000000" w:themeColor="text1"/>
+                <w:sz w:val="26"/>
+                <w:szCs w:val="26"/>
+              </w:rPr>
+            </w:pPr>
+            <w:r>
+              <w:rPr>
+                <w:i/>
+                <w:color w:val="000000" w:themeColor="text1"/>
+                <w:sz w:val="26"/>
+                <w:szCs w:val="26"/>
+                <w:lang w:val="vi-VN"/>
+              </w:rPr>
+              <w:t xml:space="preserve">Hà </w:t>
+            </w:r>
+            <w:r>
+              <w:rPr>
+                <w:i/>
+                <w:color w:val="000000" w:themeColor="text1"/>
+                <w:sz w:val="26"/>
+                <w:szCs w:val="26"/>
+                <w:lang w:val="it-IT"/>
+              </w:rPr>
+              <w:t>N</w:t>
+            </w:r>
+            <w:r>
+              <w:rPr>
+                <w:i/>
+                <w:color w:val="000000" w:themeColor="text1"/>
+                <w:sz w:val="26"/>
+                <w:szCs w:val="26"/>
+                <w:lang w:val="vi-VN"/>
+              </w:rPr>
+              <w:t>ội,</w:t>
+            </w:r>
+            <w:r>
+              <w:rPr>
+                <w:i/>
+                <w:color w:val="000000" w:themeColor="text1"/>
+                <w:sz w:val="26"/>
+                <w:szCs w:val="26"/>
+              </w:rPr>
+              <w:t xml:space="preserve"> </w:t>
+            </w:r>
+            <w:r>
+              <w:rPr>
+                <w:i/>
+                <w:color w:val="000000" w:themeColor="text1"/>
+                <w:sz w:val="26"/>
+                <w:szCs w:val="26"/>
+              </w:rPr>
+              <w:t>[[</w:t>
+            </w:r>
+            <w:r>
+              <w:rPr>
+                <w:i/>
+                <w:color w:val="000000" w:themeColor="text1"/>
+                <w:sz w:val="26"/>
+                <w:szCs w:val="26"/>
+              </w:rPr>
+              <w:t>NgayThangNamHienTaiDayDu</w:t>
+            </w:r>
+            <w:r>
+              <w:rPr>
+                <w:i/>
+                <w:color w:val="000000" w:themeColor="text1"/>
+                <w:sz w:val="26"/>
+                <w:szCs w:val="26"/>
+              </w:rPr>
+              <w:t>]]</w:t>
+            </w:r>
+          </w:p>
+        </w:tc>
+      </w:tr>
+      <w:tr>
+        <w:tc>
+          <w:tcPr>
+            <w:tcW w:w="4253" w:type="dxa"/>
+          </w:tcPr>
+          <w:p>
+            <w:pPr>
+              <w:shd w:val="clear" w:color="auto" w:fill="FFFFFF" w:themeFill="background1"/>
+              <w:spacing w:line="300" w:lineRule="auto"/>
+              <w:jc w:val="center"/>
+              <w:rPr>
+                <w:b/>
+                <w:color w:val="000000" w:themeColor="text1"/>
+                <w:sz w:val="26"/>
+                <w:szCs w:val="26"/>
+                <w:lang w:val="it-IT"/>
+              </w:rPr>
+            </w:pPr>
+            <w:r>
+              <w:rPr>
+                <w:b/>
+                <w:color w:val="000000" w:themeColor="text1"/>
+                <w:sz w:val="26"/>
+                <w:szCs w:val="26"/>
+                <w:lang w:val="it-IT"/>
+              </w:rPr>
+              <w:t xml:space="preserve">Lãnh đạo </w:t>
+            </w:r>
+          </w:p>
+          <w:p>
+            <w:pPr>
+              <w:shd w:val="clear" w:color="auto" w:fill="FFFFFF" w:themeFill="background1"/>
+              <w:spacing w:line="300" w:lineRule="auto"/>
+              <w:jc w:val="center"/>
+              <w:rPr>
+                <w:b/>
+                <w:color w:val="000000" w:themeColor="text1"/>
+                <w:sz w:val="26"/>
+                <w:szCs w:val="26"/>
+                <w:lang w:val="it-IT"/>
+              </w:rPr>
+            </w:pPr>
+            <w:r>
+              <w:rPr>
+                <w:b/>
+                <w:color w:val="000000" w:themeColor="text1"/>
+                <w:sz w:val="26"/>
+                <w:szCs w:val="26"/>
+                <w:lang w:val="it-IT"/>
+              </w:rPr>
+              <w:t>TT ĐT&amp;HTQT</w:t>
+            </w:r>
+          </w:p>
+        </w:tc>
+        <w:tc>
+          <w:tcPr>
+            <w:tcW w:w="4819" w:type="dxa"/>
+            <w:vAlign w:val="center"/>
+          </w:tcPr>
+          <w:p>
+            <w:pPr>
+              <w:shd w:val="clear" w:color="auto" w:fill="FFFFFF" w:themeFill="background1"/>
+              <w:spacing w:line="300" w:lineRule="auto"/>
+              <w:jc w:val="center"/>
+              <w:rPr>
+                <w:b/>
+                <w:color w:val="000000" w:themeColor="text1"/>
+                <w:sz w:val="26"/>
+                <w:szCs w:val="26"/>
+                <w:lang w:val="vi-VN"/>
+              </w:rPr>
+            </w:pPr>
+            <w:r>
+              <w:rPr>
+                <w:b/>
+                <w:color w:val="000000" w:themeColor="text1"/>
+                <w:sz w:val="26"/>
+                <w:szCs w:val="26"/>
+                <w:lang w:val="vi-VN"/>
+              </w:rPr>
+              <w:t>Người lập bảng</w:t>
+            </w:r>
+          </w:p>
+          <w:p>
+            <w:pPr>
+              <w:shd w:val="clear" w:color="auto" w:fill="FFFFFF" w:themeFill="background1"/>
+              <w:spacing w:line="300" w:lineRule="auto"/>
+              <w:jc w:val="center"/>
+              <w:rPr>
+                <w:color w:val="000000" w:themeColor="text1"/>
+                <w:sz w:val="26"/>
+                <w:szCs w:val="26"/>
+                <w:lang w:val="vi-VN"/>
+              </w:rPr>
+            </w:pPr>
+            <w:r>
+              <w:rPr>
+                <w:color w:val="000000" w:themeColor="text1"/>
+                <w:sz w:val="26"/>
+                <w:szCs w:val="26"/>
+                <w:lang w:val="it-IT"/>
+              </w:rPr>
+              <w:t>(</w:t>
+            </w:r>
+            <w:r>
+              <w:rPr>
+                <w:color w:val="000000" w:themeColor="text1"/>
+                <w:sz w:val="26"/>
+                <w:szCs w:val="26"/>
+                <w:lang w:val="vi-VN"/>
+              </w:rPr>
+              <w:t>Ký và ghi rõ họ và tên</w:t>
+            </w:r>
+            <w:r>
+              <w:rPr>
+                <w:color w:val="000000" w:themeColor="text1"/>
+                <w:sz w:val="26"/>
+                <w:szCs w:val="26"/>
+                <w:lang w:val="it-IT"/>
+              </w:rPr>
+              <w:t>)</w:t>
+            </w:r>
+          </w:p>
+          <w:p>
+            <w:pPr>
+              <w:shd w:val="clear" w:color="auto" w:fill="FFFFFF" w:themeFill="background1"/>
+              <w:spacing w:line="300" w:lineRule="auto"/>
+              <w:jc w:val="center"/>
+              <w:rPr>
+                <w:color w:val="000000" w:themeColor="text1"/>
+                <w:lang w:val="it-IT"/>
+              </w:rPr>
+            </w:pPr>
+          </w:p>
+        </w:tc>
+      </w:tr>
+    </w:tbl>
     <w:p/>
     <w:sectPr>
       <w:pgSz w:w="11907" w:h="16840" w:code="9"/>
@@ -14,7 +1788,7 @@
 </file>
 
 <file path=word/styles.xml><?xml version="1.0" encoding="utf-8"?>
-<w:styles xmlns:mc="http://schemas.openxmlformats.org/markup-compatibility/2006" xmlns:r="http://schemas.openxmlformats.org/officeDocument/2006/relationships" xmlns:w="http://schemas.openxmlformats.org/wordprocessingml/2006/main" xmlns:w14="http://schemas.microsoft.com/office/word/2010/wordml" xmlns:w15="http://schemas.microsoft.com/office/word/2012/wordml" xmlns:w16cex="http://schemas.microsoft.com/office/word/2018/wordml/cex" xmlns:w16cid="http://schemas.microsoft.com/office/word/2016/wordml/cid" xmlns:w16="http://schemas.microsoft.com/office/word/2018/wordml" xmlns:w16sdtdh="http://schemas.microsoft.com/office/word/2020/wordml/sdtdatahash" xmlns:w16se="http://schemas.microsoft.com/office/word/2015/wordml/symex" mc:Ignorable="w14 w15 w16se w16cid w16 w16cex w16sdtdh">
+<w:styles xmlns:mc="http://schemas.openxmlformats.org/markup-compatibility/2006" xmlns:r="http://schemas.openxmlformats.org/officeDocument/2006/relationships" xmlns:w="http://schemas.openxmlformats.org/wordprocessingml/2006/main" xmlns:w14="http://schemas.microsoft.com/office/word/2010/wordml" xmlns:w15="http://schemas.microsoft.com/office/word/2012/wordml" xmlns:w16cex="http://schemas.microsoft.com/office/word/2018/wordml/cex" xmlns:w16cid="http://schemas.microsoft.com/office/word/2016/wordml/cid" xmlns:w16="http://schemas.microsoft.com/office/word/2018/wordml" xmlns:w16du="http://schemas.microsoft.com/office/word/2023/wordml/word16du" xmlns:w16sdtdh="http://schemas.microsoft.com/office/word/2020/wordml/sdtdatahash" xmlns:w16sdtfl="http://schemas.microsoft.com/office/word/2024/wordml/sdtformatlock" xmlns:w16se="http://schemas.microsoft.com/office/word/2015/wordml/symex" mc:Ignorable="w14 w15 w16se w16cid w16 w16cex w16sdtdh w16sdtfl w16du">
   <w:docDefaults>
     <w:rPrDefault>
       <w:rPr>

--- a/QTQLĐT&HTQT03/QTQLĐT&HTQT03BM07.docx
+++ b/QTQLĐT&HTQT03/QTQLĐT&HTQT03BM07.docx
@@ -901,7 +901,7 @@
         <w:gridCol w:w="2049"/>
         <w:gridCol w:w="2196"/>
         <w:gridCol w:w="2385"/>
-        <w:gridCol w:w="2972"/>
+        <w:gridCol w:w="3723"/>
         <w:gridCol w:w="1966"/>
         <w:gridCol w:w="2097"/>
       </w:tblGrid>
@@ -1247,35 +1247,7 @@
                 <w:sz w:val="26"/>
                 <w:szCs w:val="26"/>
               </w:rPr>
-              <w:t>[[</w:t>
-            </w:r>
-            <w:proofErr w:type="gramStart"/>
-            <w:r>
-              <w:rPr>
-                <w:color w:val="000000" w:themeColor="text1"/>
-                <w:sz w:val="26"/>
-                <w:szCs w:val="26"/>
-                <w:lang w:val="pt-BR"/>
-              </w:rPr>
-              <w:t>HV.</w:t>
-            </w:r>
-            <w:r>
-              <w:rPr>
-                <w:color w:val="000000" w:themeColor="text1"/>
-                <w:sz w:val="26"/>
-                <w:szCs w:val="26"/>
-                <w:lang w:val="pt-BR"/>
-              </w:rPr>
-              <w:t>HoTenHV</w:t>
-            </w:r>
-            <w:proofErr w:type="gramEnd"/>
-            <w:r>
-              <w:rPr>
-                <w:color w:val="000000" w:themeColor="text1"/>
-                <w:sz w:val="26"/>
-                <w:szCs w:val="26"/>
-              </w:rPr>
-              <w:t>]]</w:t>
+              <w:t>[[HV.HoTenHV]]</w:t>
             </w:r>
           </w:p>
         </w:tc>
@@ -1396,36 +1368,17 @@
                 <w:color w:val="000000" w:themeColor="text1"/>
                 <w:sz w:val="26"/>
                 <w:szCs w:val="26"/>
+              </w:rPr>
+              <w:t>DonViCongTacDiaChiHV</w:t>
+            </w:r>
+            <w:r>
+              <w:rPr>
+                <w:color w:val="000000" w:themeColor="text1"/>
+                <w:sz w:val="26"/>
+                <w:szCs w:val="26"/>
                 <w:lang w:val="pt-BR"/>
               </w:rPr>
-              <w:t>DonViCongTacHV</w:t>
-            </w:r>
-            <w:r>
-              <w:rPr>
-                <w:color w:val="000000" w:themeColor="text1"/>
-                <w:sz w:val="26"/>
-                <w:szCs w:val="26"/>
-                <w:lang w:val="pt-BR"/>
-              </w:rPr>
-              <w:t>]] [[HV.</w:t>
-            </w:r>
-            <w:r>
-              <w:rPr>
-                <w:color w:val="000000" w:themeColor="text1"/>
-                <w:sz w:val="26"/>
-                <w:szCs w:val="26"/>
-                <w:lang w:val="pt-BR"/>
-              </w:rPr>
-              <w:t>DiaChiDonViHV</w:t>
-            </w:r>
-            <w:r>
-              <w:rPr>
-                <w:color w:val="000000" w:themeColor="text1"/>
-                <w:sz w:val="26"/>
-                <w:szCs w:val="26"/>
-                <w:lang w:val="pt-BR"/>
-              </w:rPr>
-              <w:t>]]</w:t>
+              <w:t xml:space="preserve">]] </w:t>
             </w:r>
           </w:p>
         </w:tc>
@@ -1607,16 +1560,7 @@
                 <w:sz w:val="26"/>
                 <w:szCs w:val="26"/>
               </w:rPr>
-              <w:t xml:space="preserve"> </w:t>
-            </w:r>
-            <w:r>
-              <w:rPr>
-                <w:i/>
-                <w:color w:val="000000" w:themeColor="text1"/>
-                <w:sz w:val="26"/>
-                <w:szCs w:val="26"/>
-              </w:rPr>
-              <w:t>[[</w:t>
+              <w:t xml:space="preserve"> [[</w:t>
             </w:r>
             <w:r>
               <w:rPr>
@@ -2390,7 +2334,6 @@
   <w:style w:type="character" w:default="1" w:styleId="DefaultParagraphFont">
     <w:name w:val="Default Paragraph Font"/>
     <w:uiPriority w:val="1"/>
-    <w:semiHidden/>
     <w:unhideWhenUsed/>
   </w:style>
   <w:style w:type="table" w:default="1" w:styleId="TableNormal">
